--- a/Backend/Director_Disclosure/Output_Disclosures/2024-25/GRIDCO_LIMITED/MBP-1/MBP1_PRADEEP_KUMAR_PUJARI_00399995.docx
+++ b/Backend/Director_Disclosure/Output_Disclosures/2024-25/GRIDCO_LIMITED/MBP-1/MBP1_PRADEEP_KUMAR_PUJARI_00399995.docx
@@ -93,103 +93,13 @@
     </w:p>
     <w:p>
       <w:pPr>
-        <w:spacing w:before="0" w:after="0"/>
-        <w:jc w:val="left"/>
-      </w:pPr>
-      <w:r>
-        <w:rPr>
-          <w:rFonts w:ascii="Adani" w:hAnsi="Adani"/>
-          <w:b w:val="0"/>
-          <w:sz w:val="20"/>
-          <w:u w:val="none"/>
-        </w:rPr>
-        <w:t>ADANI HARBOUR SERVICES LIMITED</w:t>
-      </w:r>
-    </w:p>
-    <w:p>
-      <w:pPr>
-        <w:spacing w:before="0" w:after="0"/>
-        <w:jc w:val="left"/>
-      </w:pPr>
-      <w:r>
-        <w:rPr>
-          <w:rFonts w:ascii="Adani" w:hAnsi="Adani"/>
-          <w:b w:val="0"/>
-          <w:sz w:val="20"/>
-          <w:u w:val="none"/>
-        </w:rPr>
-        <w:t>INDIAN ENERGY EXCHANGE LIMITED</w:t>
-      </w:r>
-    </w:p>
-    <w:p>
-      <w:pPr>
-        <w:spacing w:before="0" w:after="0"/>
-        <w:jc w:val="left"/>
-      </w:pPr>
-      <w:r>
-        <w:rPr>
-          <w:rFonts w:ascii="Adani" w:hAnsi="Adani"/>
-          <w:b w:val="0"/>
-          <w:sz w:val="20"/>
-          <w:u w:val="none"/>
-        </w:rPr>
-        <w:t>ALLIED ENGINEERING WORKS LIMITED</w:t>
-      </w:r>
-    </w:p>
-    <w:p>
-      <w:pPr>
-        <w:spacing w:before="0" w:after="0"/>
-        <w:jc w:val="left"/>
-      </w:pPr>
-      <w:r>
-        <w:rPr>
-          <w:rFonts w:ascii="Adani" w:hAnsi="Adani"/>
-          <w:b w:val="0"/>
-          <w:sz w:val="20"/>
-          <w:u w:val="none"/>
-        </w:rPr>
-        <w:t>ADANI PORTS AND SPECIAL ECONOMIC ZONE LIMITED</w:t>
-      </w:r>
-    </w:p>
-    <w:p>
-      <w:pPr>
-        <w:spacing w:before="0" w:after="0"/>
-        <w:jc w:val="left"/>
-      </w:pPr>
-      <w:r>
-        <w:rPr>
-          <w:rFonts w:ascii="Adani" w:hAnsi="Adani"/>
-          <w:b w:val="0"/>
-          <w:sz w:val="20"/>
-          <w:u w:val="none"/>
-        </w:rPr>
-        <w:t>NEW AGE MARKETS IN ELECTRICITY PRIVATE LIMITED</w:t>
-      </w:r>
-    </w:p>
-    <w:p>
-      <w:pPr>
-        <w:spacing w:before="0" w:after="0"/>
-        <w:jc w:val="left"/>
-      </w:pPr>
-      <w:r>
-        <w:rPr>
-          <w:rFonts w:ascii="Adani" w:hAnsi="Adani"/>
-          <w:b w:val="0"/>
-          <w:sz w:val="20"/>
-          <w:u w:val="none"/>
-        </w:rPr>
-        <w:t>ODISHA POWER TRANSMISSION CORPORATION LIMITED</w:t>
-      </w:r>
-    </w:p>
-    <w:p>
-      <w:pPr>
         <w:spacing w:before="0" w:after="160"/>
         <w:jc w:val="left"/>
       </w:pPr>
       <w:r>
         <w:rPr>
           <w:rFonts w:ascii="Adani" w:hAnsi="Adani"/>
-          <w:b w:val="0"/>
+          <w:b/>
           <w:sz w:val="20"/>
           <w:u w:val="none"/>
         </w:rPr>
@@ -1652,7 +1562,7 @@
                 <w:sz w:val="18"/>
                 <w:u w:val="none"/>
               </w:rPr>
-              <w:t>Date:   07th May, 2026</w:t>
+              <w:t>Date:   15th May, 2026</w:t>
             </w:r>
           </w:p>
         </w:tc>
@@ -1918,174 +1828,441 @@
         <w:t>:</w:t>
       </w:r>
     </w:p>
-    <w:p>
-      <w:pPr>
-        <w:pStyle w:val="ListNumber"/>
-        <w:spacing w:before="0" w:after="40"/>
-        <w:ind w:left="720"/>
-      </w:pPr>
-      <w:r>
-        <w:rPr>
-          <w:rFonts w:ascii="Adani" w:hAnsi="Adani"/>
-          <w:b w:val="0"/>
-          <w:sz w:val="20"/>
-          <w:u w:val="none"/>
-        </w:rPr>
-        <w:t>Father</w:t>
-        <w:tab/>
-        <w:tab/>
-        <w:t>:</w:t>
-        <w:tab/>
-        <w:t>NIL</w:t>
-      </w:r>
-    </w:p>
-    <w:p>
-      <w:pPr>
-        <w:pStyle w:val="ListNumber"/>
-        <w:spacing w:before="0" w:after="40"/>
-        <w:ind w:left="720"/>
-      </w:pPr>
-      <w:r>
-        <w:rPr>
-          <w:rFonts w:ascii="Adani" w:hAnsi="Adani"/>
-          <w:b w:val="0"/>
-          <w:sz w:val="20"/>
-          <w:u w:val="none"/>
-        </w:rPr>
-        <w:t>Mother</w:t>
-        <w:tab/>
-        <w:tab/>
-        <w:t>:</w:t>
-        <w:tab/>
-        <w:t>NIL</w:t>
-      </w:r>
-    </w:p>
-    <w:p>
-      <w:pPr>
-        <w:pStyle w:val="ListNumber"/>
-        <w:spacing w:before="0" w:after="40"/>
-        <w:ind w:left="720"/>
-      </w:pPr>
-      <w:r>
-        <w:rPr>
-          <w:rFonts w:ascii="Adani" w:hAnsi="Adani"/>
-          <w:b w:val="0"/>
-          <w:sz w:val="20"/>
-          <w:u w:val="none"/>
-        </w:rPr>
-        <w:t>Son</w:t>
-        <w:tab/>
-        <w:tab/>
-        <w:t>:</w:t>
-        <w:tab/>
-        <w:t>NIL</w:t>
-      </w:r>
-    </w:p>
-    <w:p>
-      <w:pPr>
-        <w:pStyle w:val="ListNumber"/>
-        <w:spacing w:before="0" w:after="40"/>
-        <w:ind w:left="720"/>
-      </w:pPr>
-      <w:r>
-        <w:rPr>
-          <w:rFonts w:ascii="Adani" w:hAnsi="Adani"/>
-          <w:b w:val="0"/>
-          <w:sz w:val="20"/>
-          <w:u w:val="none"/>
-        </w:rPr>
-        <w:t>Son's Wife</w:t>
-        <w:tab/>
-        <w:tab/>
-        <w:t>:</w:t>
-        <w:tab/>
-        <w:t>NIL</w:t>
-      </w:r>
-    </w:p>
-    <w:p>
-      <w:pPr>
-        <w:pStyle w:val="ListNumber"/>
-        <w:spacing w:before="0" w:after="40"/>
-        <w:ind w:left="720"/>
-      </w:pPr>
-      <w:r>
-        <w:rPr>
-          <w:rFonts w:ascii="Adani" w:hAnsi="Adani"/>
-          <w:b w:val="0"/>
-          <w:sz w:val="20"/>
-          <w:u w:val="none"/>
-        </w:rPr>
-        <w:t>Daughter</w:t>
-        <w:tab/>
-        <w:tab/>
-        <w:t>:</w:t>
-        <w:tab/>
-        <w:t>NIL</w:t>
-      </w:r>
-    </w:p>
-    <w:p>
-      <w:pPr>
-        <w:pStyle w:val="ListNumber"/>
-        <w:spacing w:before="0" w:after="40"/>
-        <w:ind w:left="720"/>
-      </w:pPr>
-      <w:r>
-        <w:rPr>
-          <w:rFonts w:ascii="Adani" w:hAnsi="Adani"/>
-          <w:b w:val="0"/>
-          <w:sz w:val="20"/>
-          <w:u w:val="none"/>
-        </w:rPr>
-        <w:t>Daughter's Husband</w:t>
-        <w:tab/>
-        <w:tab/>
-        <w:t>:</w:t>
-        <w:tab/>
-        <w:t>NIL</w:t>
-      </w:r>
-    </w:p>
-    <w:p>
-      <w:pPr>
-        <w:pStyle w:val="ListNumber"/>
-        <w:spacing w:before="0" w:after="40"/>
-        <w:ind w:left="720"/>
-      </w:pPr>
-      <w:r>
-        <w:rPr>
-          <w:rFonts w:ascii="Adani" w:hAnsi="Adani"/>
-          <w:b w:val="0"/>
-          <w:sz w:val="20"/>
-          <w:u w:val="none"/>
-        </w:rPr>
-        <w:t>Brother</w:t>
-        <w:tab/>
-        <w:tab/>
-        <w:t>:</w:t>
-        <w:tab/>
-        <w:t>NIL</w:t>
-      </w:r>
-    </w:p>
-    <w:p>
-      <w:pPr>
-        <w:pStyle w:val="ListNumber"/>
-        <w:spacing w:before="0" w:after="40"/>
-        <w:ind w:left="720"/>
-      </w:pPr>
-      <w:r>
-        <w:rPr>
-          <w:rFonts w:ascii="Adani" w:hAnsi="Adani"/>
-          <w:b w:val="0"/>
-          <w:sz w:val="20"/>
-          <w:u w:val="none"/>
-        </w:rPr>
-        <w:t>Sister</w:t>
-        <w:tab/>
-        <w:tab/>
-        <w:t>:</w:t>
-        <w:tab/>
-        <w:t>NIL</w:t>
-      </w:r>
-    </w:p>
+    <w:tbl>
+      <w:tblPr>
+        <w:tblW w:type="auto" w:w="0"/>
+        <w:jc w:val="left"/>
+        <w:tblLook w:firstColumn="1" w:firstRow="1" w:lastColumn="0" w:lastRow="0" w:noHBand="0" w:noVBand="1" w:val="04A0"/>
+      </w:tblPr>
+      <w:tblGrid>
+        <w:gridCol w:w="4536"/>
+        <w:gridCol w:w="4536"/>
+      </w:tblGrid>
+      <w:tr>
+        <w:tc>
+          <w:tcPr>
+            <w:tcW w:type="dxa" w:w="4536"/>
+            <w:tcBorders>
+              <w:top w:val="none"/>
+              <w:bottom w:val="none"/>
+              <w:left w:val="none"/>
+              <w:right w:val="none"/>
+            </w:tcBorders>
+          </w:tcPr>
+          <w:p>
+            <w:pPr>
+              <w:ind w:left="720"/>
+            </w:pPr>
+            <w:r>
+              <w:rPr>
+                <w:rFonts w:ascii="Adani" w:hAnsi="Adani"/>
+                <w:b w:val="0"/>
+                <w:sz w:val="20"/>
+                <w:u w:val="none"/>
+              </w:rPr>
+              <w:t>1.</w:t>
+              <w:tab/>
+              <w:t>Father</w:t>
+              <w:tab/>
+              <w:t>:</w:t>
+            </w:r>
+          </w:p>
+        </w:tc>
+        <w:tc>
+          <w:tcPr>
+            <w:tcW w:type="dxa" w:w="4536"/>
+            <w:tcBorders>
+              <w:top w:val="none"/>
+              <w:bottom w:val="none"/>
+              <w:left w:val="none"/>
+              <w:right w:val="none"/>
+            </w:tcBorders>
+          </w:tcPr>
+          <w:p>
+            <w:r>
+              <w:rPr>
+                <w:rFonts w:ascii="Adani" w:hAnsi="Adani"/>
+                <w:b w:val="0"/>
+                <w:sz w:val="20"/>
+                <w:u w:val="none"/>
+              </w:rPr>
+              <w:t>NIL</w:t>
+            </w:r>
+          </w:p>
+        </w:tc>
+      </w:tr>
+      <w:tr>
+        <w:tc>
+          <w:tcPr>
+            <w:tcW w:type="dxa" w:w="4536"/>
+            <w:tcBorders>
+              <w:top w:val="none"/>
+              <w:bottom w:val="none"/>
+              <w:left w:val="none"/>
+              <w:right w:val="none"/>
+            </w:tcBorders>
+          </w:tcPr>
+          <w:p>
+            <w:pPr>
+              <w:ind w:left="720"/>
+            </w:pPr>
+            <w:r>
+              <w:rPr>
+                <w:rFonts w:ascii="Adani" w:hAnsi="Adani"/>
+                <w:b w:val="0"/>
+                <w:sz w:val="20"/>
+                <w:u w:val="none"/>
+              </w:rPr>
+              <w:t>2.</w:t>
+              <w:tab/>
+              <w:t>Mother</w:t>
+              <w:tab/>
+              <w:t>:</w:t>
+            </w:r>
+          </w:p>
+        </w:tc>
+        <w:tc>
+          <w:tcPr>
+            <w:tcW w:type="dxa" w:w="4536"/>
+            <w:tcBorders>
+              <w:top w:val="none"/>
+              <w:bottom w:val="none"/>
+              <w:left w:val="none"/>
+              <w:right w:val="none"/>
+            </w:tcBorders>
+          </w:tcPr>
+          <w:p>
+            <w:r>
+              <w:rPr>
+                <w:rFonts w:ascii="Adani" w:hAnsi="Adani"/>
+                <w:b w:val="0"/>
+                <w:sz w:val="20"/>
+                <w:u w:val="none"/>
+              </w:rPr>
+              <w:t>NIL</w:t>
+            </w:r>
+          </w:p>
+        </w:tc>
+      </w:tr>
+      <w:tr>
+        <w:tc>
+          <w:tcPr>
+            <w:tcW w:type="dxa" w:w="4536"/>
+            <w:tcBorders>
+              <w:top w:val="none"/>
+              <w:bottom w:val="none"/>
+              <w:left w:val="none"/>
+              <w:right w:val="none"/>
+            </w:tcBorders>
+          </w:tcPr>
+          <w:p>
+            <w:pPr>
+              <w:ind w:left="720"/>
+            </w:pPr>
+            <w:r>
+              <w:rPr>
+                <w:rFonts w:ascii="Adani" w:hAnsi="Adani"/>
+                <w:b w:val="0"/>
+                <w:sz w:val="20"/>
+                <w:u w:val="none"/>
+              </w:rPr>
+              <w:t>3.</w:t>
+              <w:tab/>
+              <w:t>Son</w:t>
+              <w:tab/>
+              <w:t>:</w:t>
+            </w:r>
+          </w:p>
+        </w:tc>
+        <w:tc>
+          <w:tcPr>
+            <w:tcW w:type="dxa" w:w="4536"/>
+            <w:tcBorders>
+              <w:top w:val="none"/>
+              <w:bottom w:val="none"/>
+              <w:left w:val="none"/>
+              <w:right w:val="none"/>
+            </w:tcBorders>
+          </w:tcPr>
+          <w:p>
+            <w:r>
+              <w:rPr>
+                <w:rFonts w:ascii="Adani" w:hAnsi="Adani"/>
+                <w:b w:val="0"/>
+                <w:sz w:val="20"/>
+                <w:u w:val="none"/>
+              </w:rPr>
+              <w:t>NIL</w:t>
+            </w:r>
+          </w:p>
+        </w:tc>
+      </w:tr>
+      <w:tr>
+        <w:tc>
+          <w:tcPr>
+            <w:tcW w:type="dxa" w:w="4536"/>
+            <w:tcBorders>
+              <w:top w:val="none"/>
+              <w:bottom w:val="none"/>
+              <w:left w:val="none"/>
+              <w:right w:val="none"/>
+            </w:tcBorders>
+          </w:tcPr>
+          <w:p>
+            <w:pPr>
+              <w:ind w:left="720"/>
+            </w:pPr>
+            <w:r>
+              <w:rPr>
+                <w:rFonts w:ascii="Adani" w:hAnsi="Adani"/>
+                <w:b w:val="0"/>
+                <w:sz w:val="20"/>
+                <w:u w:val="none"/>
+              </w:rPr>
+              <w:t>4.</w:t>
+              <w:tab/>
+              <w:t>Son's Wife</w:t>
+              <w:tab/>
+              <w:t>:</w:t>
+            </w:r>
+          </w:p>
+        </w:tc>
+        <w:tc>
+          <w:tcPr>
+            <w:tcW w:type="dxa" w:w="4536"/>
+            <w:tcBorders>
+              <w:top w:val="none"/>
+              <w:bottom w:val="none"/>
+              <w:left w:val="none"/>
+              <w:right w:val="none"/>
+            </w:tcBorders>
+          </w:tcPr>
+          <w:p>
+            <w:r>
+              <w:rPr>
+                <w:rFonts w:ascii="Adani" w:hAnsi="Adani"/>
+                <w:b w:val="0"/>
+                <w:sz w:val="20"/>
+                <w:u w:val="none"/>
+              </w:rPr>
+              <w:t>NIL</w:t>
+            </w:r>
+          </w:p>
+        </w:tc>
+      </w:tr>
+      <w:tr>
+        <w:tc>
+          <w:tcPr>
+            <w:tcW w:type="dxa" w:w="4536"/>
+            <w:tcBorders>
+              <w:top w:val="none"/>
+              <w:bottom w:val="none"/>
+              <w:left w:val="none"/>
+              <w:right w:val="none"/>
+            </w:tcBorders>
+          </w:tcPr>
+          <w:p>
+            <w:pPr>
+              <w:ind w:left="720"/>
+            </w:pPr>
+            <w:r>
+              <w:rPr>
+                <w:rFonts w:ascii="Adani" w:hAnsi="Adani"/>
+                <w:b w:val="0"/>
+                <w:sz w:val="20"/>
+                <w:u w:val="none"/>
+              </w:rPr>
+              <w:t>5.</w:t>
+              <w:tab/>
+              <w:t>Daughter</w:t>
+              <w:tab/>
+              <w:t>:</w:t>
+            </w:r>
+          </w:p>
+        </w:tc>
+        <w:tc>
+          <w:tcPr>
+            <w:tcW w:type="dxa" w:w="4536"/>
+            <w:tcBorders>
+              <w:top w:val="none"/>
+              <w:bottom w:val="none"/>
+              <w:left w:val="none"/>
+              <w:right w:val="none"/>
+            </w:tcBorders>
+          </w:tcPr>
+          <w:p>
+            <w:r>
+              <w:rPr>
+                <w:rFonts w:ascii="Adani" w:hAnsi="Adani"/>
+                <w:b w:val="0"/>
+                <w:sz w:val="20"/>
+                <w:u w:val="none"/>
+              </w:rPr>
+              <w:t>NIL</w:t>
+            </w:r>
+          </w:p>
+        </w:tc>
+      </w:tr>
+      <w:tr>
+        <w:tc>
+          <w:tcPr>
+            <w:tcW w:type="dxa" w:w="4536"/>
+            <w:tcBorders>
+              <w:top w:val="none"/>
+              <w:bottom w:val="none"/>
+              <w:left w:val="none"/>
+              <w:right w:val="none"/>
+            </w:tcBorders>
+          </w:tcPr>
+          <w:p>
+            <w:pPr>
+              <w:ind w:left="720"/>
+            </w:pPr>
+            <w:r>
+              <w:rPr>
+                <w:rFonts w:ascii="Adani" w:hAnsi="Adani"/>
+                <w:b w:val="0"/>
+                <w:sz w:val="20"/>
+                <w:u w:val="none"/>
+              </w:rPr>
+              <w:t>6.</w:t>
+              <w:tab/>
+              <w:t>Daughter's Husband</w:t>
+              <w:tab/>
+              <w:t>:</w:t>
+            </w:r>
+          </w:p>
+        </w:tc>
+        <w:tc>
+          <w:tcPr>
+            <w:tcW w:type="dxa" w:w="4536"/>
+            <w:tcBorders>
+              <w:top w:val="none"/>
+              <w:bottom w:val="none"/>
+              <w:left w:val="none"/>
+              <w:right w:val="none"/>
+            </w:tcBorders>
+          </w:tcPr>
+          <w:p>
+            <w:r>
+              <w:rPr>
+                <w:rFonts w:ascii="Adani" w:hAnsi="Adani"/>
+                <w:b w:val="0"/>
+                <w:sz w:val="20"/>
+                <w:u w:val="none"/>
+              </w:rPr>
+              <w:t>NIL</w:t>
+            </w:r>
+          </w:p>
+        </w:tc>
+      </w:tr>
+      <w:tr>
+        <w:tc>
+          <w:tcPr>
+            <w:tcW w:type="dxa" w:w="4536"/>
+            <w:tcBorders>
+              <w:top w:val="none"/>
+              <w:bottom w:val="none"/>
+              <w:left w:val="none"/>
+              <w:right w:val="none"/>
+            </w:tcBorders>
+          </w:tcPr>
+          <w:p>
+            <w:pPr>
+              <w:ind w:left="720"/>
+            </w:pPr>
+            <w:r>
+              <w:rPr>
+                <w:rFonts w:ascii="Adani" w:hAnsi="Adani"/>
+                <w:b w:val="0"/>
+                <w:sz w:val="20"/>
+                <w:u w:val="none"/>
+              </w:rPr>
+              <w:t>7.</w:t>
+              <w:tab/>
+              <w:t>Brother</w:t>
+              <w:tab/>
+              <w:t>:</w:t>
+            </w:r>
+          </w:p>
+        </w:tc>
+        <w:tc>
+          <w:tcPr>
+            <w:tcW w:type="dxa" w:w="4536"/>
+            <w:tcBorders>
+              <w:top w:val="none"/>
+              <w:bottom w:val="none"/>
+              <w:left w:val="none"/>
+              <w:right w:val="none"/>
+            </w:tcBorders>
+          </w:tcPr>
+          <w:p>
+            <w:r>
+              <w:rPr>
+                <w:rFonts w:ascii="Adani" w:hAnsi="Adani"/>
+                <w:b w:val="0"/>
+                <w:sz w:val="20"/>
+                <w:u w:val="none"/>
+              </w:rPr>
+              <w:t>NIL</w:t>
+            </w:r>
+          </w:p>
+        </w:tc>
+      </w:tr>
+      <w:tr>
+        <w:tc>
+          <w:tcPr>
+            <w:tcW w:type="dxa" w:w="4536"/>
+            <w:tcBorders>
+              <w:top w:val="none"/>
+              <w:bottom w:val="none"/>
+              <w:left w:val="none"/>
+              <w:right w:val="none"/>
+            </w:tcBorders>
+          </w:tcPr>
+          <w:p>
+            <w:pPr>
+              <w:ind w:left="720"/>
+            </w:pPr>
+            <w:r>
+              <w:rPr>
+                <w:rFonts w:ascii="Adani" w:hAnsi="Adani"/>
+                <w:b w:val="0"/>
+                <w:sz w:val="20"/>
+                <w:u w:val="none"/>
+              </w:rPr>
+              <w:t>8.</w:t>
+              <w:tab/>
+              <w:t>Sister</w:t>
+              <w:tab/>
+              <w:t>:</w:t>
+            </w:r>
+          </w:p>
+        </w:tc>
+        <w:tc>
+          <w:tcPr>
+            <w:tcW w:type="dxa" w:w="4536"/>
+            <w:tcBorders>
+              <w:top w:val="none"/>
+              <w:bottom w:val="none"/>
+              <w:left w:val="none"/>
+              <w:right w:val="none"/>
+            </w:tcBorders>
+          </w:tcPr>
+          <w:p>
+            <w:r>
+              <w:rPr>
+                <w:rFonts w:ascii="Adani" w:hAnsi="Adani"/>
+                <w:b w:val="0"/>
+                <w:sz w:val="20"/>
+                <w:u w:val="none"/>
+              </w:rPr>
+              <w:t>NIL</w:t>
+            </w:r>
+          </w:p>
+        </w:tc>
+      </w:tr>
+    </w:tbl>
     <w:p/>
     <w:p>
       <w:pPr>
@@ -2422,7 +2599,7 @@
                 <w:sz w:val="18"/>
                 <w:u w:val="none"/>
               </w:rPr>
-              <w:t>Date:   07th May, 2026</w:t>
+              <w:t>Date:   15th May, 2026</w:t>
             </w:r>
           </w:p>
         </w:tc>
@@ -2583,7 +2760,7 @@
           <w:sz w:val="20"/>
           <w:u w:val="none"/>
         </w:rPr>
-        <w:t>07th May, 2026</w:t>
+        <w:t>15th May, 2026</w:t>
       </w:r>
     </w:p>
     <w:p>

--- a/Backend/Director_Disclosure/Output_Disclosures/2024-25/GRIDCO_LIMITED/MBP-1/MBP1_PRADEEP_KUMAR_PUJARI_00399995.docx
+++ b/Backend/Director_Disclosure/Output_Disclosures/2024-25/GRIDCO_LIMITED/MBP-1/MBP1_PRADEEP_KUMAR_PUJARI_00399995.docx
@@ -1562,7 +1562,7 @@
                 <w:sz w:val="18"/>
                 <w:u w:val="none"/>
               </w:rPr>
-              <w:t>Date:   15th May, 2026</w:t>
+              <w:t>Date:   27th May, 2026</w:t>
             </w:r>
           </w:p>
         </w:tc>
@@ -2599,7 +2599,7 @@
                 <w:sz w:val="18"/>
                 <w:u w:val="none"/>
               </w:rPr>
-              <w:t>Date:   15th May, 2026</w:t>
+              <w:t>Date:   27th May, 2026</w:t>
             </w:r>
           </w:p>
         </w:tc>
@@ -2760,7 +2760,7 @@
           <w:sz w:val="20"/>
           <w:u w:val="none"/>
         </w:rPr>
-        <w:t>15th May, 2026</w:t>
+        <w:t>27th May, 2026</w:t>
       </w:r>
     </w:p>
     <w:p>

--- a/Backend/Director_Disclosure/Output_Disclosures/2024-25/GRIDCO_LIMITED/MBP-1/MBP1_PRADEEP_KUMAR_PUJARI_00399995.docx
+++ b/Backend/Director_Disclosure/Output_Disclosures/2024-25/GRIDCO_LIMITED/MBP-1/MBP1_PRADEEP_KUMAR_PUJARI_00399995.docx
@@ -389,148 +389,6 @@
                 <w:sz w:val="18"/>
                 <w:u w:val="none"/>
               </w:rPr>
-              <w:t>ADANI HARBOUR SERVICES LIMITED</w:t>
-            </w:r>
-          </w:p>
-        </w:tc>
-        <w:tc>
-          <w:tcPr>
-            <w:tcW w:type="dxa" w:w="1814"/>
-            <w:shd w:val="clear" w:color="auto" w:fill="FFFFFF"/>
-            <w:tcBorders>
-              <w:top w:val="single" w:sz="4" w:space="0" w:color="000000"/>
-              <w:left w:val="single" w:sz="4" w:space="0" w:color="000000"/>
-              <w:bottom w:val="single" w:sz="4" w:space="0" w:color="000000"/>
-              <w:right w:val="single" w:sz="4" w:space="0" w:color="000000"/>
-            </w:tcBorders>
-            <w:vAlign w:val="center"/>
-          </w:tcPr>
-          <w:p>
-            <w:pPr>
-              <w:spacing w:before="40" w:after="40"/>
-              <w:jc w:val="left"/>
-            </w:pPr>
-            <w:r>
-              <w:rPr>
-                <w:rFonts w:ascii="Adani" w:hAnsi="Adani"/>
-                <w:b w:val="0"/>
-                <w:sz w:val="18"/>
-                <w:u w:val="none"/>
-              </w:rPr>
-              <w:t>Director</w:t>
-            </w:r>
-          </w:p>
-        </w:tc>
-        <w:tc>
-          <w:tcPr>
-            <w:tcW w:type="dxa" w:w="1020"/>
-            <w:shd w:val="clear" w:color="auto" w:fill="FFFFFF"/>
-            <w:tcBorders>
-              <w:top w:val="single" w:sz="4" w:space="0" w:color="000000"/>
-              <w:left w:val="single" w:sz="4" w:space="0" w:color="000000"/>
-              <w:bottom w:val="single" w:sz="4" w:space="0" w:color="000000"/>
-              <w:right w:val="single" w:sz="4" w:space="0" w:color="000000"/>
-            </w:tcBorders>
-            <w:vAlign w:val="center"/>
-          </w:tcPr>
-          <w:p>
-            <w:pPr>
-              <w:spacing w:before="40" w:after="40"/>
-              <w:jc w:val="left"/>
-            </w:pPr>
-            <w:r>
-              <w:rPr>
-                <w:rFonts w:ascii="Adani" w:hAnsi="Adani"/>
-                <w:b w:val="0"/>
-                <w:sz w:val="18"/>
-                <w:u w:val="none"/>
-              </w:rPr>
-              <w:t>NIL</w:t>
-            </w:r>
-          </w:p>
-        </w:tc>
-        <w:tc>
-          <w:tcPr>
-            <w:tcW w:type="dxa" w:w="1247"/>
-            <w:shd w:val="clear" w:color="auto" w:fill="FFFFFF"/>
-            <w:tcBorders>
-              <w:top w:val="single" w:sz="4" w:space="0" w:color="000000"/>
-              <w:left w:val="single" w:sz="4" w:space="0" w:color="000000"/>
-              <w:bottom w:val="single" w:sz="4" w:space="0" w:color="000000"/>
-              <w:right w:val="single" w:sz="4" w:space="0" w:color="000000"/>
-            </w:tcBorders>
-            <w:vAlign w:val="center"/>
-          </w:tcPr>
-          <w:p>
-            <w:pPr>
-              <w:spacing w:before="40" w:after="40"/>
-              <w:jc w:val="left"/>
-            </w:pPr>
-            <w:r>
-              <w:rPr>
-                <w:rFonts w:ascii="Adani" w:hAnsi="Adani"/>
-                <w:b w:val="0"/>
-                <w:sz w:val="18"/>
-                <w:u w:val="none"/>
-              </w:rPr>
-              <w:t>23/06/2025</w:t>
-            </w:r>
-          </w:p>
-        </w:tc>
-      </w:tr>
-      <w:tr>
-        <w:tc>
-          <w:tcPr>
-            <w:tcW w:type="dxa" w:w="680"/>
-            <w:shd w:val="clear" w:color="auto" w:fill="FFFFFF"/>
-            <w:tcBorders>
-              <w:top w:val="single" w:sz="4" w:space="0" w:color="000000"/>
-              <w:left w:val="single" w:sz="4" w:space="0" w:color="000000"/>
-              <w:bottom w:val="single" w:sz="4" w:space="0" w:color="000000"/>
-              <w:right w:val="single" w:sz="4" w:space="0" w:color="000000"/>
-            </w:tcBorders>
-            <w:vAlign w:val="center"/>
-          </w:tcPr>
-          <w:p>
-            <w:pPr>
-              <w:spacing w:before="40" w:after="40"/>
-              <w:jc w:val="left"/>
-            </w:pPr>
-            <w:r>
-              <w:rPr>
-                <w:rFonts w:ascii="Adani" w:hAnsi="Adani"/>
-                <w:b w:val="0"/>
-                <w:sz w:val="18"/>
-                <w:u w:val="none"/>
-              </w:rPr>
-              <w:t>2</w:t>
-            </w:r>
-          </w:p>
-        </w:tc>
-        <w:tc>
-          <w:tcPr>
-            <w:tcW w:type="dxa" w:w="3969"/>
-            <w:shd w:val="clear" w:color="auto" w:fill="FFFFFF"/>
-            <w:tcBorders>
-              <w:top w:val="single" w:sz="4" w:space="0" w:color="000000"/>
-              <w:left w:val="single" w:sz="4" w:space="0" w:color="000000"/>
-              <w:bottom w:val="single" w:sz="4" w:space="0" w:color="000000"/>
-              <w:right w:val="single" w:sz="4" w:space="0" w:color="000000"/>
-            </w:tcBorders>
-            <w:vAlign w:val="center"/>
-          </w:tcPr>
-          <w:p>
-            <w:pPr>
-              <w:spacing w:before="40" w:after="40"/>
-              <w:jc w:val="left"/>
-            </w:pPr>
-            <w:r>
-              <w:rPr>
-                <w:rFonts w:ascii="Adani" w:hAnsi="Adani"/>
-                <w:b w:val="0"/>
-                <w:sz w:val="18"/>
-                <w:u w:val="none"/>
-              </w:rPr>
               <w:t>INDIAN ENERGY EXCHANGE LIMITED</w:t>
             </w:r>
           </w:p>
@@ -645,7 +503,7 @@
                 <w:sz w:val="18"/>
                 <w:u w:val="none"/>
               </w:rPr>
-              <w:t>3</w:t>
+              <w:t>2</w:t>
             </w:r>
           </w:p>
         </w:tc>
@@ -787,7 +645,7 @@
                 <w:sz w:val="18"/>
                 <w:u w:val="none"/>
               </w:rPr>
-              <w:t>4</w:t>
+              <w:t>3</w:t>
             </w:r>
           </w:p>
         </w:tc>
@@ -929,6 +787,148 @@
                 <w:sz w:val="18"/>
                 <w:u w:val="none"/>
               </w:rPr>
+              <w:t>4</w:t>
+            </w:r>
+          </w:p>
+        </w:tc>
+        <w:tc>
+          <w:tcPr>
+            <w:tcW w:type="dxa" w:w="3969"/>
+            <w:shd w:val="clear" w:color="auto" w:fill="FFFFFF"/>
+            <w:tcBorders>
+              <w:top w:val="single" w:sz="4" w:space="0" w:color="000000"/>
+              <w:left w:val="single" w:sz="4" w:space="0" w:color="000000"/>
+              <w:bottom w:val="single" w:sz="4" w:space="0" w:color="000000"/>
+              <w:right w:val="single" w:sz="4" w:space="0" w:color="000000"/>
+            </w:tcBorders>
+            <w:vAlign w:val="center"/>
+          </w:tcPr>
+          <w:p>
+            <w:pPr>
+              <w:spacing w:before="40" w:after="40"/>
+              <w:jc w:val="left"/>
+            </w:pPr>
+            <w:r>
+              <w:rPr>
+                <w:rFonts w:ascii="Adani" w:hAnsi="Adani"/>
+                <w:b w:val="0"/>
+                <w:sz w:val="18"/>
+                <w:u w:val="none"/>
+              </w:rPr>
+              <w:t>GRIDCO LIMITED</w:t>
+            </w:r>
+          </w:p>
+        </w:tc>
+        <w:tc>
+          <w:tcPr>
+            <w:tcW w:type="dxa" w:w="1814"/>
+            <w:shd w:val="clear" w:color="auto" w:fill="FFFFFF"/>
+            <w:tcBorders>
+              <w:top w:val="single" w:sz="4" w:space="0" w:color="000000"/>
+              <w:left w:val="single" w:sz="4" w:space="0" w:color="000000"/>
+              <w:bottom w:val="single" w:sz="4" w:space="0" w:color="000000"/>
+              <w:right w:val="single" w:sz="4" w:space="0" w:color="000000"/>
+            </w:tcBorders>
+            <w:vAlign w:val="center"/>
+          </w:tcPr>
+          <w:p>
+            <w:pPr>
+              <w:spacing w:before="40" w:after="40"/>
+              <w:jc w:val="left"/>
+            </w:pPr>
+            <w:r>
+              <w:rPr>
+                <w:rFonts w:ascii="Adani" w:hAnsi="Adani"/>
+                <w:b w:val="0"/>
+                <w:sz w:val="18"/>
+                <w:u w:val="none"/>
+              </w:rPr>
+              <w:t>Director</w:t>
+            </w:r>
+          </w:p>
+        </w:tc>
+        <w:tc>
+          <w:tcPr>
+            <w:tcW w:type="dxa" w:w="1020"/>
+            <w:shd w:val="clear" w:color="auto" w:fill="FFFFFF"/>
+            <w:tcBorders>
+              <w:top w:val="single" w:sz="4" w:space="0" w:color="000000"/>
+              <w:left w:val="single" w:sz="4" w:space="0" w:color="000000"/>
+              <w:bottom w:val="single" w:sz="4" w:space="0" w:color="000000"/>
+              <w:right w:val="single" w:sz="4" w:space="0" w:color="000000"/>
+            </w:tcBorders>
+            <w:vAlign w:val="center"/>
+          </w:tcPr>
+          <w:p>
+            <w:pPr>
+              <w:spacing w:before="40" w:after="40"/>
+              <w:jc w:val="left"/>
+            </w:pPr>
+            <w:r>
+              <w:rPr>
+                <w:rFonts w:ascii="Adani" w:hAnsi="Adani"/>
+                <w:b w:val="0"/>
+                <w:sz w:val="18"/>
+                <w:u w:val="none"/>
+              </w:rPr>
+              <w:t>NIL</w:t>
+            </w:r>
+          </w:p>
+        </w:tc>
+        <w:tc>
+          <w:tcPr>
+            <w:tcW w:type="dxa" w:w="1247"/>
+            <w:shd w:val="clear" w:color="auto" w:fill="FFFFFF"/>
+            <w:tcBorders>
+              <w:top w:val="single" w:sz="4" w:space="0" w:color="000000"/>
+              <w:left w:val="single" w:sz="4" w:space="0" w:color="000000"/>
+              <w:bottom w:val="single" w:sz="4" w:space="0" w:color="000000"/>
+              <w:right w:val="single" w:sz="4" w:space="0" w:color="000000"/>
+            </w:tcBorders>
+            <w:vAlign w:val="center"/>
+          </w:tcPr>
+          <w:p>
+            <w:pPr>
+              <w:spacing w:before="40" w:after="40"/>
+              <w:jc w:val="left"/>
+            </w:pPr>
+            <w:r>
+              <w:rPr>
+                <w:rFonts w:ascii="Adani" w:hAnsi="Adani"/>
+                <w:b w:val="0"/>
+                <w:sz w:val="18"/>
+                <w:u w:val="none"/>
+              </w:rPr>
+              <w:t>30/09/2024</w:t>
+            </w:r>
+          </w:p>
+        </w:tc>
+      </w:tr>
+      <w:tr>
+        <w:tc>
+          <w:tcPr>
+            <w:tcW w:type="dxa" w:w="680"/>
+            <w:shd w:val="clear" w:color="auto" w:fill="FFFFFF"/>
+            <w:tcBorders>
+              <w:top w:val="single" w:sz="4" w:space="0" w:color="000000"/>
+              <w:left w:val="single" w:sz="4" w:space="0" w:color="000000"/>
+              <w:bottom w:val="single" w:sz="4" w:space="0" w:color="000000"/>
+              <w:right w:val="single" w:sz="4" w:space="0" w:color="000000"/>
+            </w:tcBorders>
+            <w:vAlign w:val="center"/>
+          </w:tcPr>
+          <w:p>
+            <w:pPr>
+              <w:spacing w:before="40" w:after="40"/>
+              <w:jc w:val="left"/>
+            </w:pPr>
+            <w:r>
+              <w:rPr>
+                <w:rFonts w:ascii="Adani" w:hAnsi="Adani"/>
+                <w:b w:val="0"/>
+                <w:sz w:val="18"/>
+                <w:u w:val="none"/>
+              </w:rPr>
               <w:t>5</w:t>
             </w:r>
           </w:p>
@@ -985,7 +985,7 @@
                 <w:sz w:val="18"/>
                 <w:u w:val="none"/>
               </w:rPr>
-              <w:t>Additional Director</w:t>
+              <w:t>Director</w:t>
             </w:r>
           </w:p>
         </w:tc>
@@ -1041,7 +1041,7 @@
                 <w:sz w:val="18"/>
                 <w:u w:val="none"/>
               </w:rPr>
-              <w:t>11/07/2024</w:t>
+              <w:t>07/09/2024</w:t>
             </w:r>
           </w:p>
         </w:tc>
@@ -1184,148 +1184,6 @@
                 <w:u w:val="none"/>
               </w:rPr>
               <w:t>06/10/2023</w:t>
-            </w:r>
-          </w:p>
-        </w:tc>
-      </w:tr>
-      <w:tr>
-        <w:tc>
-          <w:tcPr>
-            <w:tcW w:type="dxa" w:w="680"/>
-            <w:shd w:val="clear" w:color="auto" w:fill="FFFFFF"/>
-            <w:tcBorders>
-              <w:top w:val="single" w:sz="4" w:space="0" w:color="000000"/>
-              <w:left w:val="single" w:sz="4" w:space="0" w:color="000000"/>
-              <w:bottom w:val="single" w:sz="4" w:space="0" w:color="000000"/>
-              <w:right w:val="single" w:sz="4" w:space="0" w:color="000000"/>
-            </w:tcBorders>
-            <w:vAlign w:val="center"/>
-          </w:tcPr>
-          <w:p>
-            <w:pPr>
-              <w:spacing w:before="40" w:after="40"/>
-              <w:jc w:val="left"/>
-            </w:pPr>
-            <w:r>
-              <w:rPr>
-                <w:rFonts w:ascii="Adani" w:hAnsi="Adani"/>
-                <w:b w:val="0"/>
-                <w:sz w:val="18"/>
-                <w:u w:val="none"/>
-              </w:rPr>
-              <w:t>7</w:t>
-            </w:r>
-          </w:p>
-        </w:tc>
-        <w:tc>
-          <w:tcPr>
-            <w:tcW w:type="dxa" w:w="3969"/>
-            <w:shd w:val="clear" w:color="auto" w:fill="FFFFFF"/>
-            <w:tcBorders>
-              <w:top w:val="single" w:sz="4" w:space="0" w:color="000000"/>
-              <w:left w:val="single" w:sz="4" w:space="0" w:color="000000"/>
-              <w:bottom w:val="single" w:sz="4" w:space="0" w:color="000000"/>
-              <w:right w:val="single" w:sz="4" w:space="0" w:color="000000"/>
-            </w:tcBorders>
-            <w:vAlign w:val="center"/>
-          </w:tcPr>
-          <w:p>
-            <w:pPr>
-              <w:spacing w:before="40" w:after="40"/>
-              <w:jc w:val="left"/>
-            </w:pPr>
-            <w:r>
-              <w:rPr>
-                <w:rFonts w:ascii="Adani" w:hAnsi="Adani"/>
-                <w:b w:val="0"/>
-                <w:sz w:val="18"/>
-                <w:u w:val="none"/>
-              </w:rPr>
-              <w:t>GRIDCO LIMITED</w:t>
-            </w:r>
-          </w:p>
-        </w:tc>
-        <w:tc>
-          <w:tcPr>
-            <w:tcW w:type="dxa" w:w="1814"/>
-            <w:shd w:val="clear" w:color="auto" w:fill="FFFFFF"/>
-            <w:tcBorders>
-              <w:top w:val="single" w:sz="4" w:space="0" w:color="000000"/>
-              <w:left w:val="single" w:sz="4" w:space="0" w:color="000000"/>
-              <w:bottom w:val="single" w:sz="4" w:space="0" w:color="000000"/>
-              <w:right w:val="single" w:sz="4" w:space="0" w:color="000000"/>
-            </w:tcBorders>
-            <w:vAlign w:val="center"/>
-          </w:tcPr>
-          <w:p>
-            <w:pPr>
-              <w:spacing w:before="40" w:after="40"/>
-              <w:jc w:val="left"/>
-            </w:pPr>
-            <w:r>
-              <w:rPr>
-                <w:rFonts w:ascii="Adani" w:hAnsi="Adani"/>
-                <w:b w:val="0"/>
-                <w:sz w:val="18"/>
-                <w:u w:val="none"/>
-              </w:rPr>
-              <w:t>Additional Director</w:t>
-            </w:r>
-          </w:p>
-        </w:tc>
-        <w:tc>
-          <w:tcPr>
-            <w:tcW w:type="dxa" w:w="1020"/>
-            <w:shd w:val="clear" w:color="auto" w:fill="FFFFFF"/>
-            <w:tcBorders>
-              <w:top w:val="single" w:sz="4" w:space="0" w:color="000000"/>
-              <w:left w:val="single" w:sz="4" w:space="0" w:color="000000"/>
-              <w:bottom w:val="single" w:sz="4" w:space="0" w:color="000000"/>
-              <w:right w:val="single" w:sz="4" w:space="0" w:color="000000"/>
-            </w:tcBorders>
-            <w:vAlign w:val="center"/>
-          </w:tcPr>
-          <w:p>
-            <w:pPr>
-              <w:spacing w:before="40" w:after="40"/>
-              <w:jc w:val="left"/>
-            </w:pPr>
-            <w:r>
-              <w:rPr>
-                <w:rFonts w:ascii="Adani" w:hAnsi="Adani"/>
-                <w:b w:val="0"/>
-                <w:sz w:val="18"/>
-                <w:u w:val="none"/>
-              </w:rPr>
-              <w:t>NIL</w:t>
-            </w:r>
-          </w:p>
-        </w:tc>
-        <w:tc>
-          <w:tcPr>
-            <w:tcW w:type="dxa" w:w="1247"/>
-            <w:shd w:val="clear" w:color="auto" w:fill="FFFFFF"/>
-            <w:tcBorders>
-              <w:top w:val="single" w:sz="4" w:space="0" w:color="000000"/>
-              <w:left w:val="single" w:sz="4" w:space="0" w:color="000000"/>
-              <w:bottom w:val="single" w:sz="4" w:space="0" w:color="000000"/>
-              <w:right w:val="single" w:sz="4" w:space="0" w:color="000000"/>
-            </w:tcBorders>
-            <w:vAlign w:val="center"/>
-          </w:tcPr>
-          <w:p>
-            <w:pPr>
-              <w:spacing w:before="40" w:after="40"/>
-              <w:jc w:val="left"/>
-            </w:pPr>
-            <w:r>
-              <w:rPr>
-                <w:rFonts w:ascii="Adani" w:hAnsi="Adani"/>
-                <w:b w:val="0"/>
-                <w:sz w:val="18"/>
-                <w:u w:val="none"/>
-              </w:rPr>
-              <w:t>16/09/2023</w:t>
             </w:r>
           </w:p>
         </w:tc>
@@ -1562,7 +1420,7 @@
                 <w:sz w:val="18"/>
                 <w:u w:val="none"/>
               </w:rPr>
-              <w:t>Date:   27th May, 2026</w:t>
+              <w:t>Date:   09th June, 2026</w:t>
             </w:r>
           </w:p>
         </w:tc>
@@ -2599,7 +2457,7 @@
                 <w:sz w:val="18"/>
                 <w:u w:val="none"/>
               </w:rPr>
-              <w:t>Date:   27th May, 2026</w:t>
+              <w:t>Date:   09th June, 2026</w:t>
             </w:r>
           </w:p>
         </w:tc>
@@ -2760,7 +2618,7 @@
           <w:sz w:val="20"/>
           <w:u w:val="none"/>
         </w:rPr>
-        <w:t>27th May, 2026</w:t>
+        <w:t>09th June, 2026</w:t>
       </w:r>
     </w:p>
     <w:p>
@@ -2791,21 +2649,6 @@
           <w:u w:val="none"/>
         </w:rPr>
         <w:t>The Board of Directors of</w:t>
-      </w:r>
-    </w:p>
-    <w:p>
-      <w:pPr>
-        <w:spacing w:before="0" w:after="20"/>
-        <w:jc w:val="left"/>
-      </w:pPr>
-      <w:r>
-        <w:rPr>
-          <w:rFonts w:ascii="Adani" w:hAnsi="Adani"/>
-          <w:b/>
-          <w:sz w:val="20"/>
-          <w:u w:val="none"/>
-        </w:rPr>
-        <w:t>ADANI HARBOUR SERVICES LIMITED</w:t>
       </w:r>
     </w:p>
     <w:p>
@@ -2865,6 +2708,21 @@
           <w:sz w:val="20"/>
           <w:u w:val="none"/>
         </w:rPr>
+        <w:t>GRIDCO LIMITED</w:t>
+      </w:r>
+    </w:p>
+    <w:p>
+      <w:pPr>
+        <w:spacing w:before="0" w:after="20"/>
+        <w:jc w:val="left"/>
+      </w:pPr>
+      <w:r>
+        <w:rPr>
+          <w:rFonts w:ascii="Adani" w:hAnsi="Adani"/>
+          <w:b/>
+          <w:sz w:val="20"/>
+          <w:u w:val="none"/>
+        </w:rPr>
         <w:t>NEW AGE MARKETS IN ELECTRICITY PRIVATE LIMITED</w:t>
       </w:r>
     </w:p>
@@ -2881,21 +2739,6 @@
           <w:u w:val="none"/>
         </w:rPr>
         <w:t>ODISHA POWER TRANSMISSION CORPORATION LIMITED</w:t>
-      </w:r>
-    </w:p>
-    <w:p>
-      <w:pPr>
-        <w:spacing w:before="0" w:after="20"/>
-        <w:jc w:val="left"/>
-      </w:pPr>
-      <w:r>
-        <w:rPr>
-          <w:rFonts w:ascii="Adani" w:hAnsi="Adani"/>
-          <w:b/>
-          <w:sz w:val="20"/>
-          <w:u w:val="none"/>
-        </w:rPr>
-        <w:t>GRIDCO LIMITED</w:t>
       </w:r>
     </w:p>
     <w:p/>
@@ -2956,21 +2799,6 @@
           <w:sz w:val="20"/>
           <w:u w:val="none"/>
         </w:rPr>
-        <w:t>ADANI HARBOUR SERVICES LIMITED</w:t>
-      </w:r>
-    </w:p>
-    <w:p>
-      <w:pPr>
-        <w:spacing w:before="0" w:after="20"/>
-        <w:jc w:val="left"/>
-      </w:pPr>
-      <w:r>
-        <w:rPr>
-          <w:rFonts w:ascii="Adani" w:hAnsi="Adani"/>
-          <w:b w:val="0"/>
-          <w:sz w:val="20"/>
-          <w:u w:val="none"/>
-        </w:rPr>
         <w:t>INDIAN ENERGY EXCHANGE LIMITED</w:t>
       </w:r>
     </w:p>
@@ -3016,7 +2844,7 @@
           <w:sz w:val="20"/>
           <w:u w:val="none"/>
         </w:rPr>
-        <w:t>ODISHA POWER TRANSMISSION CORPORATION LIMITED</w:t>
+        <w:t>GRIDCO LIMITED</w:t>
       </w:r>
     </w:p>
     <w:p>
@@ -3031,7 +2859,7 @@
           <w:sz w:val="20"/>
           <w:u w:val="none"/>
         </w:rPr>
-        <w:t>GRIDCO LIMITED</w:t>
+        <w:t>ODISHA POWER TRANSMISSION CORPORATION LIMITED</w:t>
       </w:r>
     </w:p>
     <w:p/>
@@ -3854,7 +3682,7 @@
                 <w:sz w:val="18"/>
                 <w:u w:val="none"/>
               </w:rPr>
-              <w:t>7</w:t>
+              <w:t>6</w:t>
             </w:r>
           </w:p>
         </w:tc>
@@ -3998,120 +3826,6 @@
                 <w:u w:val="none"/>
               </w:rPr>
               <w:t>Appointment Date</w:t>
-            </w:r>
-          </w:p>
-        </w:tc>
-      </w:tr>
-      <w:tr>
-        <w:tc>
-          <w:tcPr>
-            <w:tcW w:type="dxa" w:w="2268"/>
-            <w:shd w:val="clear" w:color="auto" w:fill="FFFFFF"/>
-            <w:tcBorders>
-              <w:top w:val="single" w:sz="4" w:space="0" w:color="000000"/>
-              <w:left w:val="single" w:sz="4" w:space="0" w:color="000000"/>
-              <w:bottom w:val="single" w:sz="4" w:space="0" w:color="000000"/>
-              <w:right w:val="single" w:sz="4" w:space="0" w:color="000000"/>
-            </w:tcBorders>
-            <w:vAlign w:val="center"/>
-          </w:tcPr>
-          <w:p>
-            <w:pPr>
-              <w:spacing w:before="40" w:after="40"/>
-              <w:jc w:val="left"/>
-            </w:pPr>
-            <w:r>
-              <w:rPr>
-                <w:rFonts w:ascii="Adani" w:hAnsi="Adani"/>
-                <w:b w:val="0"/>
-                <w:sz w:val="18"/>
-                <w:u w:val="none"/>
-              </w:rPr>
-              <w:t>U61100GJ2009FLC095953</w:t>
-            </w:r>
-          </w:p>
-        </w:tc>
-        <w:tc>
-          <w:tcPr>
-            <w:tcW w:type="dxa" w:w="4252"/>
-            <w:shd w:val="clear" w:color="auto" w:fill="FFFFFF"/>
-            <w:tcBorders>
-              <w:top w:val="single" w:sz="4" w:space="0" w:color="000000"/>
-              <w:left w:val="single" w:sz="4" w:space="0" w:color="000000"/>
-              <w:bottom w:val="single" w:sz="4" w:space="0" w:color="000000"/>
-              <w:right w:val="single" w:sz="4" w:space="0" w:color="000000"/>
-            </w:tcBorders>
-            <w:vAlign w:val="center"/>
-          </w:tcPr>
-          <w:p>
-            <w:pPr>
-              <w:spacing w:before="40" w:after="40"/>
-              <w:jc w:val="left"/>
-            </w:pPr>
-            <w:r>
-              <w:rPr>
-                <w:rFonts w:ascii="Adani" w:hAnsi="Adani"/>
-                <w:b w:val="0"/>
-                <w:sz w:val="18"/>
-                <w:u w:val="none"/>
-              </w:rPr>
-              <w:t>ADANI HARBOUR SERVICES LIMITED</w:t>
-            </w:r>
-          </w:p>
-        </w:tc>
-        <w:tc>
-          <w:tcPr>
-            <w:tcW w:type="dxa" w:w="1587"/>
-            <w:shd w:val="clear" w:color="auto" w:fill="FFFFFF"/>
-            <w:tcBorders>
-              <w:top w:val="single" w:sz="4" w:space="0" w:color="000000"/>
-              <w:left w:val="single" w:sz="4" w:space="0" w:color="000000"/>
-              <w:bottom w:val="single" w:sz="4" w:space="0" w:color="000000"/>
-              <w:right w:val="single" w:sz="4" w:space="0" w:color="000000"/>
-            </w:tcBorders>
-            <w:vAlign w:val="center"/>
-          </w:tcPr>
-          <w:p>
-            <w:pPr>
-              <w:spacing w:before="40" w:after="40"/>
-              <w:jc w:val="left"/>
-            </w:pPr>
-            <w:r>
-              <w:rPr>
-                <w:rFonts w:ascii="Adani" w:hAnsi="Adani"/>
-                <w:b w:val="0"/>
-                <w:sz w:val="18"/>
-                <w:u w:val="none"/>
-              </w:rPr>
-              <w:t>Director</w:t>
-            </w:r>
-          </w:p>
-        </w:tc>
-        <w:tc>
-          <w:tcPr>
-            <w:tcW w:type="dxa" w:w="1304"/>
-            <w:shd w:val="clear" w:color="auto" w:fill="FFFFFF"/>
-            <w:tcBorders>
-              <w:top w:val="single" w:sz="4" w:space="0" w:color="000000"/>
-              <w:left w:val="single" w:sz="4" w:space="0" w:color="000000"/>
-              <w:bottom w:val="single" w:sz="4" w:space="0" w:color="000000"/>
-              <w:right w:val="single" w:sz="4" w:space="0" w:color="000000"/>
-            </w:tcBorders>
-            <w:vAlign w:val="center"/>
-          </w:tcPr>
-          <w:p>
-            <w:pPr>
-              <w:spacing w:before="40" w:after="40"/>
-              <w:jc w:val="left"/>
-            </w:pPr>
-            <w:r>
-              <w:rPr>
-                <w:rFonts w:ascii="Adani" w:hAnsi="Adani"/>
-                <w:b w:val="0"/>
-                <w:sz w:val="18"/>
-                <w:u w:val="none"/>
-              </w:rPr>
-              <w:t>23/06/2025</w:t>
             </w:r>
           </w:p>
         </w:tc>
@@ -4483,6 +4197,120 @@
                 <w:sz w:val="18"/>
                 <w:u w:val="none"/>
               </w:rPr>
+              <w:t>U40109OR1995SGC003960</w:t>
+            </w:r>
+          </w:p>
+        </w:tc>
+        <w:tc>
+          <w:tcPr>
+            <w:tcW w:type="dxa" w:w="4252"/>
+            <w:shd w:val="clear" w:color="auto" w:fill="FFFFFF"/>
+            <w:tcBorders>
+              <w:top w:val="single" w:sz="4" w:space="0" w:color="000000"/>
+              <w:left w:val="single" w:sz="4" w:space="0" w:color="000000"/>
+              <w:bottom w:val="single" w:sz="4" w:space="0" w:color="000000"/>
+              <w:right w:val="single" w:sz="4" w:space="0" w:color="000000"/>
+            </w:tcBorders>
+            <w:vAlign w:val="center"/>
+          </w:tcPr>
+          <w:p>
+            <w:pPr>
+              <w:spacing w:before="40" w:after="40"/>
+              <w:jc w:val="left"/>
+            </w:pPr>
+            <w:r>
+              <w:rPr>
+                <w:rFonts w:ascii="Adani" w:hAnsi="Adani"/>
+                <w:b w:val="0"/>
+                <w:sz w:val="18"/>
+                <w:u w:val="none"/>
+              </w:rPr>
+              <w:t>GRIDCO LIMITED</w:t>
+            </w:r>
+          </w:p>
+        </w:tc>
+        <w:tc>
+          <w:tcPr>
+            <w:tcW w:type="dxa" w:w="1587"/>
+            <w:shd w:val="clear" w:color="auto" w:fill="FFFFFF"/>
+            <w:tcBorders>
+              <w:top w:val="single" w:sz="4" w:space="0" w:color="000000"/>
+              <w:left w:val="single" w:sz="4" w:space="0" w:color="000000"/>
+              <w:bottom w:val="single" w:sz="4" w:space="0" w:color="000000"/>
+              <w:right w:val="single" w:sz="4" w:space="0" w:color="000000"/>
+            </w:tcBorders>
+            <w:vAlign w:val="center"/>
+          </w:tcPr>
+          <w:p>
+            <w:pPr>
+              <w:spacing w:before="40" w:after="40"/>
+              <w:jc w:val="left"/>
+            </w:pPr>
+            <w:r>
+              <w:rPr>
+                <w:rFonts w:ascii="Adani" w:hAnsi="Adani"/>
+                <w:b w:val="0"/>
+                <w:sz w:val="18"/>
+                <w:u w:val="none"/>
+              </w:rPr>
+              <w:t>Director</w:t>
+            </w:r>
+          </w:p>
+        </w:tc>
+        <w:tc>
+          <w:tcPr>
+            <w:tcW w:type="dxa" w:w="1304"/>
+            <w:shd w:val="clear" w:color="auto" w:fill="FFFFFF"/>
+            <w:tcBorders>
+              <w:top w:val="single" w:sz="4" w:space="0" w:color="000000"/>
+              <w:left w:val="single" w:sz="4" w:space="0" w:color="000000"/>
+              <w:bottom w:val="single" w:sz="4" w:space="0" w:color="000000"/>
+              <w:right w:val="single" w:sz="4" w:space="0" w:color="000000"/>
+            </w:tcBorders>
+            <w:vAlign w:val="center"/>
+          </w:tcPr>
+          <w:p>
+            <w:pPr>
+              <w:spacing w:before="40" w:after="40"/>
+              <w:jc w:val="left"/>
+            </w:pPr>
+            <w:r>
+              <w:rPr>
+                <w:rFonts w:ascii="Adani" w:hAnsi="Adani"/>
+                <w:b w:val="0"/>
+                <w:sz w:val="18"/>
+                <w:u w:val="none"/>
+              </w:rPr>
+              <w:t>30/09/2024</w:t>
+            </w:r>
+          </w:p>
+        </w:tc>
+      </w:tr>
+      <w:tr>
+        <w:tc>
+          <w:tcPr>
+            <w:tcW w:type="dxa" w:w="2268"/>
+            <w:shd w:val="clear" w:color="auto" w:fill="FFFFFF"/>
+            <w:tcBorders>
+              <w:top w:val="single" w:sz="4" w:space="0" w:color="000000"/>
+              <w:left w:val="single" w:sz="4" w:space="0" w:color="000000"/>
+              <w:bottom w:val="single" w:sz="4" w:space="0" w:color="000000"/>
+              <w:right w:val="single" w:sz="4" w:space="0" w:color="000000"/>
+            </w:tcBorders>
+            <w:vAlign w:val="center"/>
+          </w:tcPr>
+          <w:p>
+            <w:pPr>
+              <w:spacing w:before="40" w:after="40"/>
+              <w:jc w:val="left"/>
+            </w:pPr>
+            <w:r>
+              <w:rPr>
+                <w:rFonts w:ascii="Adani" w:hAnsi="Adani"/>
+                <w:b w:val="0"/>
+                <w:sz w:val="18"/>
+                <w:u w:val="none"/>
+              </w:rPr>
               <w:t>U72900DL2022PTC413048</w:t>
             </w:r>
           </w:p>
@@ -4539,7 +4367,7 @@
                 <w:sz w:val="18"/>
                 <w:u w:val="none"/>
               </w:rPr>
-              <w:t>Additional Director</w:t>
+              <w:t>Director</w:t>
             </w:r>
           </w:p>
         </w:tc>
@@ -4567,7 +4395,7 @@
                 <w:sz w:val="18"/>
                 <w:u w:val="none"/>
               </w:rPr>
-              <w:t>11/07/2024</w:t>
+              <w:t>07/09/2024</w:t>
             </w:r>
           </w:p>
         </w:tc>
@@ -4682,120 +4510,6 @@
                 <w:u w:val="none"/>
               </w:rPr>
               <w:t>06/10/2023</w:t>
-            </w:r>
-          </w:p>
-        </w:tc>
-      </w:tr>
-      <w:tr>
-        <w:tc>
-          <w:tcPr>
-            <w:tcW w:type="dxa" w:w="2268"/>
-            <w:shd w:val="clear" w:color="auto" w:fill="FFFFFF"/>
-            <w:tcBorders>
-              <w:top w:val="single" w:sz="4" w:space="0" w:color="000000"/>
-              <w:left w:val="single" w:sz="4" w:space="0" w:color="000000"/>
-              <w:bottom w:val="single" w:sz="4" w:space="0" w:color="000000"/>
-              <w:right w:val="single" w:sz="4" w:space="0" w:color="000000"/>
-            </w:tcBorders>
-            <w:vAlign w:val="center"/>
-          </w:tcPr>
-          <w:p>
-            <w:pPr>
-              <w:spacing w:before="40" w:after="40"/>
-              <w:jc w:val="left"/>
-            </w:pPr>
-            <w:r>
-              <w:rPr>
-                <w:rFonts w:ascii="Adani" w:hAnsi="Adani"/>
-                <w:b w:val="0"/>
-                <w:sz w:val="18"/>
-                <w:u w:val="none"/>
-              </w:rPr>
-              <w:t>U40109OR1995SGC003960</w:t>
-            </w:r>
-          </w:p>
-        </w:tc>
-        <w:tc>
-          <w:tcPr>
-            <w:tcW w:type="dxa" w:w="4252"/>
-            <w:shd w:val="clear" w:color="auto" w:fill="FFFFFF"/>
-            <w:tcBorders>
-              <w:top w:val="single" w:sz="4" w:space="0" w:color="000000"/>
-              <w:left w:val="single" w:sz="4" w:space="0" w:color="000000"/>
-              <w:bottom w:val="single" w:sz="4" w:space="0" w:color="000000"/>
-              <w:right w:val="single" w:sz="4" w:space="0" w:color="000000"/>
-            </w:tcBorders>
-            <w:vAlign w:val="center"/>
-          </w:tcPr>
-          <w:p>
-            <w:pPr>
-              <w:spacing w:before="40" w:after="40"/>
-              <w:jc w:val="left"/>
-            </w:pPr>
-            <w:r>
-              <w:rPr>
-                <w:rFonts w:ascii="Adani" w:hAnsi="Adani"/>
-                <w:b w:val="0"/>
-                <w:sz w:val="18"/>
-                <w:u w:val="none"/>
-              </w:rPr>
-              <w:t>GRIDCO LIMITED</w:t>
-            </w:r>
-          </w:p>
-        </w:tc>
-        <w:tc>
-          <w:tcPr>
-            <w:tcW w:type="dxa" w:w="1587"/>
-            <w:shd w:val="clear" w:color="auto" w:fill="FFFFFF"/>
-            <w:tcBorders>
-              <w:top w:val="single" w:sz="4" w:space="0" w:color="000000"/>
-              <w:left w:val="single" w:sz="4" w:space="0" w:color="000000"/>
-              <w:bottom w:val="single" w:sz="4" w:space="0" w:color="000000"/>
-              <w:right w:val="single" w:sz="4" w:space="0" w:color="000000"/>
-            </w:tcBorders>
-            <w:vAlign w:val="center"/>
-          </w:tcPr>
-          <w:p>
-            <w:pPr>
-              <w:spacing w:before="40" w:after="40"/>
-              <w:jc w:val="left"/>
-            </w:pPr>
-            <w:r>
-              <w:rPr>
-                <w:rFonts w:ascii="Adani" w:hAnsi="Adani"/>
-                <w:b w:val="0"/>
-                <w:sz w:val="18"/>
-                <w:u w:val="none"/>
-              </w:rPr>
-              <w:t>Additional Director</w:t>
-            </w:r>
-          </w:p>
-        </w:tc>
-        <w:tc>
-          <w:tcPr>
-            <w:tcW w:type="dxa" w:w="1304"/>
-            <w:shd w:val="clear" w:color="auto" w:fill="FFFFFF"/>
-            <w:tcBorders>
-              <w:top w:val="single" w:sz="4" w:space="0" w:color="000000"/>
-              <w:left w:val="single" w:sz="4" w:space="0" w:color="000000"/>
-              <w:bottom w:val="single" w:sz="4" w:space="0" w:color="000000"/>
-              <w:right w:val="single" w:sz="4" w:space="0" w:color="000000"/>
-            </w:tcBorders>
-            <w:vAlign w:val="center"/>
-          </w:tcPr>
-          <w:p>
-            <w:pPr>
-              <w:spacing w:before="40" w:after="40"/>
-              <w:jc w:val="left"/>
-            </w:pPr>
-            <w:r>
-              <w:rPr>
-                <w:rFonts w:ascii="Adani" w:hAnsi="Adani"/>
-                <w:b w:val="0"/>
-                <w:sz w:val="18"/>
-                <w:u w:val="none"/>
-              </w:rPr>
-              <w:t>16/09/2023</w:t>
             </w:r>
           </w:p>
         </w:tc>
